--- a/FanniNikolBeadando/dokumentaci9o.docx
+++ b/FanniNikolBeadando/dokumentaci9o.docx
@@ -1,7 +1,7 @@
 
 <file path=word/document.xml><?xml version="1.0" encoding="utf-8"?>
 <w:document xmlns:wpc="http://schemas.microsoft.com/office/word/2010/wordprocessingCanvas" xmlns:cx="http://schemas.microsoft.com/office/drawing/2014/chartex" xmlns:cx1="http://schemas.microsoft.com/office/drawing/2015/9/8/chartex" xmlns:cx2="http://schemas.microsoft.com/office/drawing/2015/10/21/chartex" xmlns:cx3="http://schemas.microsoft.com/office/drawing/2016/5/9/chartex" xmlns:cx4="http://schemas.microsoft.com/office/drawing/2016/5/10/chartex" xmlns:cx5="http://schemas.microsoft.com/office/drawing/2016/5/11/chartex" xmlns:cx6="http://schemas.microsoft.com/office/drawing/2016/5/12/chartex" xmlns:cx7="http://schemas.microsoft.com/office/drawing/2016/5/13/chartex" xmlns:cx8="http://schemas.microsoft.com/office/drawing/2016/5/14/chartex" xmlns:mc="http://schemas.openxmlformats.org/markup-compatibility/2006" xmlns:aink="http://schemas.microsoft.com/office/drawing/2016/ink" xmlns:am3d="http://schemas.microsoft.com/office/drawing/2017/model3d" xmlns:o="urn:schemas-microsoft-com:office:office" xmlns:r="http://schemas.openxmlformats.org/officeDocument/2006/relationships" xmlns:m="http://schemas.openxmlformats.org/officeDocument/2006/math" xmlns:v="urn:schemas-microsoft-com:vml" xmlns:wp14="http://schemas.microsoft.com/office/word/2010/wordprocessingDrawing" xmlns:wp="http://schemas.openxmlformats.org/drawingml/2006/wordprocessingDrawing" xmlns:w10="urn:schemas-microsoft-com:office:word" xmlns:w="http://schemas.openxmlformats.org/wordprocessingml/2006/main" xmlns:w14="http://schemas.microsoft.com/office/word/2010/wordml" xmlns:w15="http://schemas.microsoft.com/office/word/2012/wordml" xmlns:w16cex="http://schemas.microsoft.com/office/word/2018/wordml/cex" xmlns:w16cid="http://schemas.microsoft.com/office/word/2016/wordml/cid" xmlns:w16="http://schemas.microsoft.com/office/word/2018/wordml" xmlns:w16sdtdh="http://schemas.microsoft.com/office/word/2020/wordml/sdtdatahash" xmlns:w16se="http://schemas.microsoft.com/office/word/2015/wordml/symex" xmlns:wpg="http://schemas.microsoft.com/office/word/2010/wordprocessingGroup" xmlns:wpi="http://schemas.microsoft.com/office/word/2010/wordprocessingInk" xmlns:wne="http://schemas.microsoft.com/office/word/2006/wordml" xmlns:wps="http://schemas.microsoft.com/office/word/2010/wordprocessingShape" mc:Ignorable="w14 w15 w16se w16cid w16 w16cex w16sdtdh wp14">
-  <w:background w:color="E0AFA0"/>
+  <w:background w:color="F2F2F2" w:themeColor="background1" w:themeShade="F2"/>
   <w:body>
     <w:p>
       <w:pPr>
@@ -88,7 +88,7 @@
           </mc:Choice>
           <mc:Fallback>
             <w:pict>
-              <v:rect w14:anchorId="238414D9" id="Rectangle 2" o:spid="_x0000_s1026" alt="&quot;&quot;" style="position:absolute;margin-left:560.8pt;margin-top:-1in;width:612pt;height:135.75pt;z-index:-251657216;visibility:visible;mso-wrap-style:square;mso-height-percent:0;mso-wrap-distance-left:9pt;mso-wrap-distance-top:0;mso-wrap-distance-right:9pt;mso-wrap-distance-bottom:0;mso-position-horizontal:right;mso-position-horizontal-relative:page;mso-position-vertical:absolute;mso-position-vertical-relative:text;mso-height-percent:0;mso-height-relative:margin;v-text-anchor:middle" o:gfxdata="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" fillcolor="white [3212]" stroked="f" strokeweight="1pt">
+              <v:rect w14:anchorId="6DB61EE6" id="Rectangle 2" o:spid="_x0000_s1026" alt="&quot;&quot;" style="position:absolute;margin-left:560.8pt;margin-top:-1in;width:612pt;height:135.75pt;z-index:-251657216;visibility:visible;mso-wrap-style:square;mso-height-percent:0;mso-wrap-distance-left:9pt;mso-wrap-distance-top:0;mso-wrap-distance-right:9pt;mso-wrap-distance-bottom:0;mso-position-horizontal:right;mso-position-horizontal-relative:page;mso-position-vertical:absolute;mso-position-vertical-relative:text;mso-height-percent:0;mso-height-relative:margin;v-text-anchor:middle" o:gfxdata="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" fillcolor="white [3212]" stroked="f" strokeweight="1pt">
                 <w10:wrap anchorx="page"/>
                 <w10:anchorlock/>
               </v:rect>
@@ -162,14 +162,15 @@
       <w:pPr>
         <w:pStyle w:val="QuarterNumber"/>
         <w:rPr>
-          <w:rFonts w:ascii="Amiri" w:hAnsi="Amiri" w:cs="Amiri"/>
+          <w:rFonts w:ascii="Arial Rounded MT Bold" w:hAnsi="Arial Rounded MT Bold" w:cs="Amiri"/>
           <w:sz w:val="70"/>
           <w:szCs w:val="8"/>
         </w:rPr>
       </w:pPr>
       <w:r>
         <w:rPr>
-          <w:rFonts w:ascii="Amiri" w:hAnsi="Amiri" w:cs="Amiri"/>
+          <w:rFonts w:ascii="Arial Rounded MT Bold" w:hAnsi="Arial Rounded MT Bold" w:cs="Amiri"/>
+          <w:color w:val="000000" w:themeColor="text1"/>
           <w:sz w:val="70"/>
           <w:szCs w:val="8"/>
         </w:rPr>
@@ -180,24 +181,24 @@
       <w:pPr>
         <w:pStyle w:val="Cm"/>
         <w:rPr>
-          <w:rFonts w:ascii="Amiri" w:hAnsi="Amiri" w:cs="Amiri"/>
+          <w:rFonts w:ascii="Arial Rounded MT Bold" w:hAnsi="Arial Rounded MT Bold" w:cs="Amiri"/>
         </w:rPr>
       </w:pPr>
       <w:r>
         <w:rPr>
-          <w:rFonts w:ascii="Amiri" w:hAnsi="Amiri" w:cs="Amiri"/>
+          <w:rFonts w:ascii="Arial Rounded MT Bold" w:hAnsi="Arial Rounded MT Bold" w:cs="Amiri"/>
         </w:rPr>
         <w:t>WPF BEADANDÓ</w:t>
       </w:r>
       <w:r>
         <w:rPr>
-          <w:rFonts w:ascii="Amiri" w:hAnsi="Amiri" w:cs="Amiri"/>
+          <w:rFonts w:ascii="Arial Rounded MT Bold" w:hAnsi="Arial Rounded MT Bold" w:cs="Amiri"/>
         </w:rPr>
         <w:t xml:space="preserve"> </w:t>
       </w:r>
       <w:r>
         <w:rPr>
-          <w:rFonts w:ascii="Amiri" w:hAnsi="Amiri" w:cs="Amiri"/>
+          <w:rFonts w:ascii="Arial Rounded MT Bold" w:hAnsi="Arial Rounded MT Bold" w:cs="Amiri"/>
         </w:rPr>
         <w:br/>
       </w:r>
@@ -212,6 +213,12 @@
     <w:p>
       <w:pPr>
         <w:sectPr>
+          <w:headerReference w:type="even" r:id="rId11"/>
+          <w:headerReference w:type="default" r:id="rId12"/>
+          <w:footerReference w:type="even" r:id="rId13"/>
+          <w:footerReference w:type="default" r:id="rId14"/>
+          <w:headerReference w:type="first" r:id="rId15"/>
+          <w:footerReference w:type="first" r:id="rId16"/>
           <w:pgSz w:w="12240" w:h="15840" w:code="1"/>
           <w:pgMar w:top="1440" w:right="1440" w:bottom="360" w:left="1440" w:header="720" w:footer="360" w:gutter="0"/>
           <w:cols w:space="720"/>
@@ -220,115 +227,12 @@
         </w:sectPr>
       </w:pPr>
     </w:p>
+    <w:p/>
+    <w:p/>
     <w:p>
       <w:pPr>
-        <w:pStyle w:val="Cmsor1"/>
-      </w:pPr>
-      <w:r>
-        <w:lastRenderedPageBreak/>
-        <w:t>Executive summary</w:t>
-      </w:r>
-    </w:p>
-    <w:p>
-      <w:r>
-        <w:t>Consolidated Messenger closed Q1 2025 with record-breaking revenue growth, driven by expanded e-commerce partnerships and streamlined delivery operations. Revenue increased by 12% quarter-over-quarter, reaching $45 million. Operational efficiency improvements resulted in a 15% reduction in delivery times, enhancing customer satisfaction.</w:t>
-      </w:r>
-      <w:r>
-        <w:br/>
-      </w:r>
-    </w:p>
-    <w:p>
-      <w:pPr>
-        <w:pStyle w:val="Cmsor1"/>
-      </w:pPr>
-      <w:r>
-        <w:t>Financial overview</w:t>
-      </w:r>
-    </w:p>
-    <w:p>
-      <w:r>
-        <w:t>Q1 revenue totaled $45 million, a 12% increase from the previous quarter. Net profit margins rose to 18%, attributed to cost optimization initiatives and increased delivery volume. Operating expenses were effectively managed, ensuring sustainable growth.</w:t>
-      </w:r>
-      <w:r>
-        <w:br/>
-      </w:r>
-    </w:p>
-    <w:p>
-      <w:pPr>
-        <w:pStyle w:val="Cmsor1"/>
-      </w:pPr>
-      <w:r>
-        <w:t>Operational performance</w:t>
-      </w:r>
-    </w:p>
-    <w:p>
-      <w:r>
-        <w:t>Consolidated Messenger achieved a 15% reduction in delivery times by optimizing route planning and expanding its network of regional fulfillment centers. Customer satisfaction scores improved by 10%, reflecting the positive impact of these operational changes.</w:t>
-      </w:r>
-      <w:r>
-        <w:br/>
-      </w:r>
-    </w:p>
-    <w:p>
-      <w:pPr>
-        <w:pStyle w:val="Cmsor1"/>
-      </w:pPr>
-      <w:r>
-        <w:t>Market analysis</w:t>
-      </w:r>
-    </w:p>
-    <w:p>
-      <w:r>
-        <w:t>The e-commerce industry experienced continued growth, with increased demand for last-mile delivery services. Competitors such as Express Shippers Ltd. and Platoterra Container Shipping expanded their footprints, but Consolidated Messenger maintained its market leadership by offering superior delivery speed and reliability.</w:t>
-      </w:r>
-      <w:r>
-        <w:br/>
-      </w:r>
-    </w:p>
-    <w:p>
-      <w:pPr>
-        <w:pStyle w:val="Cmsor1"/>
-      </w:pPr>
-      <w:r>
-        <w:t>Challenges and risks</w:t>
-      </w:r>
-    </w:p>
-    <w:p>
-      <w:r>
-        <w:t>Rising fuel costs posed a potential challenge to maintaining profitability. However, the implementation of fleet optimization measures helped mitigate these costs. Labor shortages also presented a risk, but an enhanced recruitment strategy ensured operational continuity.</w:t>
-      </w:r>
-      <w:r>
-        <w:br/>
-      </w:r>
-    </w:p>
-    <w:p>
-      <w:pPr>
-        <w:pStyle w:val="Cmsor1"/>
-      </w:pPr>
-      <w:r>
-        <w:t>Strategic initiatives and progress</w:t>
-      </w:r>
-    </w:p>
-    <w:p>
-      <w:r>
-        <w:t>Key initiatives included the deployment of AI-powered route optimization and the expansion of same-day delivery services. These initiatives contributed to the company’s improved operational efficiency and customer satisfaction.</w:t>
-      </w:r>
-      <w:r>
-        <w:br/>
-      </w:r>
-    </w:p>
-    <w:p>
-      <w:pPr>
-        <w:pStyle w:val="Cmsor1"/>
-      </w:pPr>
-      <w:r>
-        <w:t>Recommendations and action plan</w:t>
-      </w:r>
-    </w:p>
-    <w:p>
-      <w:r>
-        <w:t>To sustain growth in the next quarter, Consolidated Messenger plans to invest in further automation of delivery processes. Additionally, strengthening partnerships with e-commerce platforms will expand the customer base and revenue streams.</w:t>
-      </w:r>
+        <w:pStyle w:val="Cmsor2"/>
+      </w:pPr>
     </w:p>
     <w:sectPr>
       <w:pgSz w:w="12240" w:h="15840"/>
@@ -373,6 +277,36 @@
 </w:endnotes>
 </file>
 
+<file path=word/footer1.xml><?xml version="1.0" encoding="utf-8"?>
+<w:ftr xmlns:wpc="http://schemas.microsoft.com/office/word/2010/wordprocessingCanvas" xmlns:cx="http://schemas.microsoft.com/office/drawing/2014/chartex" xmlns:cx1="http://schemas.microsoft.com/office/drawing/2015/9/8/chartex" xmlns:cx2="http://schemas.microsoft.com/office/drawing/2015/10/21/chartex" xmlns:cx3="http://schemas.microsoft.com/office/drawing/2016/5/9/chartex" xmlns:cx4="http://schemas.microsoft.com/office/drawing/2016/5/10/chartex" xmlns:cx5="http://schemas.microsoft.com/office/drawing/2016/5/11/chartex" xmlns:cx6="http://schemas.microsoft.com/office/drawing/2016/5/12/chartex" xmlns:cx7="http://schemas.microsoft.com/office/drawing/2016/5/13/chartex" xmlns:cx8="http://schemas.microsoft.com/office/drawing/2016/5/14/chartex" xmlns:mc="http://schemas.openxmlformats.org/markup-compatibility/2006" xmlns:aink="http://schemas.microsoft.com/office/drawing/2016/ink" xmlns:am3d="http://schemas.microsoft.com/office/drawing/2017/model3d" xmlns:o="urn:schemas-microsoft-com:office:office" xmlns:r="http://schemas.openxmlformats.org/officeDocument/2006/relationships" xmlns:m="http://schemas.openxmlformats.org/officeDocument/2006/math" xmlns:v="urn:schemas-microsoft-com:vml" xmlns:wp14="http://schemas.microsoft.com/office/word/2010/wordprocessingDrawing" xmlns:wp="http://schemas.openxmlformats.org/drawingml/2006/wordprocessingDrawing" xmlns:w10="urn:schemas-microsoft-com:office:word" xmlns:w="http://schemas.openxmlformats.org/wordprocessingml/2006/main" xmlns:w14="http://schemas.microsoft.com/office/word/2010/wordml" xmlns:w15="http://schemas.microsoft.com/office/word/2012/wordml" xmlns:w16cex="http://schemas.microsoft.com/office/word/2018/wordml/cex" xmlns:w16cid="http://schemas.microsoft.com/office/word/2016/wordml/cid" xmlns:w16="http://schemas.microsoft.com/office/word/2018/wordml" xmlns:w16sdtdh="http://schemas.microsoft.com/office/word/2020/wordml/sdtdatahash" xmlns:w16se="http://schemas.microsoft.com/office/word/2015/wordml/symex" xmlns:wpg="http://schemas.microsoft.com/office/word/2010/wordprocessingGroup" xmlns:wpi="http://schemas.microsoft.com/office/word/2010/wordprocessingInk" xmlns:wne="http://schemas.microsoft.com/office/word/2006/wordml" xmlns:wps="http://schemas.microsoft.com/office/word/2010/wordprocessingShape" mc:Ignorable="w14 w15 w16se w16cid w16 w16cex w16sdtdh wp14">
+  <w:p>
+    <w:pPr>
+      <w:pStyle w:val="llb"/>
+    </w:pPr>
+  </w:p>
+</w:ftr>
+</file>
+
+<file path=word/footer2.xml><?xml version="1.0" encoding="utf-8"?>
+<w:ftr xmlns:wpc="http://schemas.microsoft.com/office/word/2010/wordprocessingCanvas" xmlns:cx="http://schemas.microsoft.com/office/drawing/2014/chartex" xmlns:cx1="http://schemas.microsoft.com/office/drawing/2015/9/8/chartex" xmlns:cx2="http://schemas.microsoft.com/office/drawing/2015/10/21/chartex" xmlns:cx3="http://schemas.microsoft.com/office/drawing/2016/5/9/chartex" xmlns:cx4="http://schemas.microsoft.com/office/drawing/2016/5/10/chartex" xmlns:cx5="http://schemas.microsoft.com/office/drawing/2016/5/11/chartex" xmlns:cx6="http://schemas.microsoft.com/office/drawing/2016/5/12/chartex" xmlns:cx7="http://schemas.microsoft.com/office/drawing/2016/5/13/chartex" xmlns:cx8="http://schemas.microsoft.com/office/drawing/2016/5/14/chartex" xmlns:mc="http://schemas.openxmlformats.org/markup-compatibility/2006" xmlns:aink="http://schemas.microsoft.com/office/drawing/2016/ink" xmlns:am3d="http://schemas.microsoft.com/office/drawing/2017/model3d" xmlns:o="urn:schemas-microsoft-com:office:office" xmlns:r="http://schemas.openxmlformats.org/officeDocument/2006/relationships" xmlns:m="http://schemas.openxmlformats.org/officeDocument/2006/math" xmlns:v="urn:schemas-microsoft-com:vml" xmlns:wp14="http://schemas.microsoft.com/office/word/2010/wordprocessingDrawing" xmlns:wp="http://schemas.openxmlformats.org/drawingml/2006/wordprocessingDrawing" xmlns:w10="urn:schemas-microsoft-com:office:word" xmlns:w="http://schemas.openxmlformats.org/wordprocessingml/2006/main" xmlns:w14="http://schemas.microsoft.com/office/word/2010/wordml" xmlns:w15="http://schemas.microsoft.com/office/word/2012/wordml" xmlns:w16cex="http://schemas.microsoft.com/office/word/2018/wordml/cex" xmlns:w16cid="http://schemas.microsoft.com/office/word/2016/wordml/cid" xmlns:w16="http://schemas.microsoft.com/office/word/2018/wordml" xmlns:w16sdtdh="http://schemas.microsoft.com/office/word/2020/wordml/sdtdatahash" xmlns:w16se="http://schemas.microsoft.com/office/word/2015/wordml/symex" xmlns:wpg="http://schemas.microsoft.com/office/word/2010/wordprocessingGroup" xmlns:wpi="http://schemas.microsoft.com/office/word/2010/wordprocessingInk" xmlns:wne="http://schemas.microsoft.com/office/word/2006/wordml" xmlns:wps="http://schemas.microsoft.com/office/word/2010/wordprocessingShape" mc:Ignorable="w14 w15 w16se w16cid w16 w16cex w16sdtdh wp14">
+  <w:p>
+    <w:pPr>
+      <w:pStyle w:val="llb"/>
+    </w:pPr>
+  </w:p>
+</w:ftr>
+</file>
+
+<file path=word/footer3.xml><?xml version="1.0" encoding="utf-8"?>
+<w:ftr xmlns:wpc="http://schemas.microsoft.com/office/word/2010/wordprocessingCanvas" xmlns:cx="http://schemas.microsoft.com/office/drawing/2014/chartex" xmlns:cx1="http://schemas.microsoft.com/office/drawing/2015/9/8/chartex" xmlns:cx2="http://schemas.microsoft.com/office/drawing/2015/10/21/chartex" xmlns:cx3="http://schemas.microsoft.com/office/drawing/2016/5/9/chartex" xmlns:cx4="http://schemas.microsoft.com/office/drawing/2016/5/10/chartex" xmlns:cx5="http://schemas.microsoft.com/office/drawing/2016/5/11/chartex" xmlns:cx6="http://schemas.microsoft.com/office/drawing/2016/5/12/chartex" xmlns:cx7="http://schemas.microsoft.com/office/drawing/2016/5/13/chartex" xmlns:cx8="http://schemas.microsoft.com/office/drawing/2016/5/14/chartex" xmlns:mc="http://schemas.openxmlformats.org/markup-compatibility/2006" xmlns:aink="http://schemas.microsoft.com/office/drawing/2016/ink" xmlns:am3d="http://schemas.microsoft.com/office/drawing/2017/model3d" xmlns:o="urn:schemas-microsoft-com:office:office" xmlns:r="http://schemas.openxmlformats.org/officeDocument/2006/relationships" xmlns:m="http://schemas.openxmlformats.org/officeDocument/2006/math" xmlns:v="urn:schemas-microsoft-com:vml" xmlns:wp14="http://schemas.microsoft.com/office/word/2010/wordprocessingDrawing" xmlns:wp="http://schemas.openxmlformats.org/drawingml/2006/wordprocessingDrawing" xmlns:w10="urn:schemas-microsoft-com:office:word" xmlns:w="http://schemas.openxmlformats.org/wordprocessingml/2006/main" xmlns:w14="http://schemas.microsoft.com/office/word/2010/wordml" xmlns:w15="http://schemas.microsoft.com/office/word/2012/wordml" xmlns:w16cex="http://schemas.microsoft.com/office/word/2018/wordml/cex" xmlns:w16cid="http://schemas.microsoft.com/office/word/2016/wordml/cid" xmlns:w16="http://schemas.microsoft.com/office/word/2018/wordml" xmlns:w16sdtdh="http://schemas.microsoft.com/office/word/2020/wordml/sdtdatahash" xmlns:w16se="http://schemas.microsoft.com/office/word/2015/wordml/symex" xmlns:wpg="http://schemas.microsoft.com/office/word/2010/wordprocessingGroup" xmlns:wpi="http://schemas.microsoft.com/office/word/2010/wordprocessingInk" xmlns:wne="http://schemas.microsoft.com/office/word/2006/wordml" xmlns:wps="http://schemas.microsoft.com/office/word/2010/wordprocessingShape" mc:Ignorable="w14 w15 w16se w16cid w16 w16cex w16sdtdh wp14">
+  <w:p>
+    <w:pPr>
+      <w:pStyle w:val="llb"/>
+    </w:pPr>
+  </w:p>
+</w:ftr>
+</file>
+
 <file path=word/footnotes.xml><?xml version="1.0" encoding="utf-8"?>
 <w:footnotes xmlns:wpc="http://schemas.microsoft.com/office/word/2010/wordprocessingCanvas" xmlns:cx="http://schemas.microsoft.com/office/drawing/2014/chartex" xmlns:cx1="http://schemas.microsoft.com/office/drawing/2015/9/8/chartex" xmlns:cx2="http://schemas.microsoft.com/office/drawing/2015/10/21/chartex" xmlns:cx3="http://schemas.microsoft.com/office/drawing/2016/5/9/chartex" xmlns:cx4="http://schemas.microsoft.com/office/drawing/2016/5/10/chartex" xmlns:cx5="http://schemas.microsoft.com/office/drawing/2016/5/11/chartex" xmlns:cx6="http://schemas.microsoft.com/office/drawing/2016/5/12/chartex" xmlns:cx7="http://schemas.microsoft.com/office/drawing/2016/5/13/chartex" xmlns:cx8="http://schemas.microsoft.com/office/drawing/2016/5/14/chartex" xmlns:mc="http://schemas.openxmlformats.org/markup-compatibility/2006" xmlns:aink="http://schemas.microsoft.com/office/drawing/2016/ink" xmlns:am3d="http://schemas.microsoft.com/office/drawing/2017/model3d" xmlns:o="urn:schemas-microsoft-com:office:office" xmlns:r="http://schemas.openxmlformats.org/officeDocument/2006/relationships" xmlns:m="http://schemas.openxmlformats.org/officeDocument/2006/math" xmlns:v="urn:schemas-microsoft-com:vml" xmlns:wp14="http://schemas.microsoft.com/office/word/2010/wordprocessingDrawing" xmlns:wp="http://schemas.openxmlformats.org/drawingml/2006/wordprocessingDrawing" xmlns:w10="urn:schemas-microsoft-com:office:word" xmlns:w="http://schemas.openxmlformats.org/wordprocessingml/2006/main" xmlns:w14="http://schemas.microsoft.com/office/word/2010/wordml" xmlns:w15="http://schemas.microsoft.com/office/word/2012/wordml" xmlns:w16cex="http://schemas.microsoft.com/office/word/2018/wordml/cex" xmlns:w16cid="http://schemas.microsoft.com/office/word/2016/wordml/cid" xmlns:w16="http://schemas.microsoft.com/office/word/2018/wordml" xmlns:w16sdtdh="http://schemas.microsoft.com/office/word/2020/wordml/sdtdatahash" xmlns:w16se="http://schemas.microsoft.com/office/word/2015/wordml/symex" xmlns:wpg="http://schemas.microsoft.com/office/word/2010/wordprocessingGroup" xmlns:wpi="http://schemas.microsoft.com/office/word/2010/wordprocessingInk" xmlns:wne="http://schemas.microsoft.com/office/word/2006/wordml" xmlns:wps="http://schemas.microsoft.com/office/word/2010/wordprocessingShape" mc:Ignorable="w14 w15 w16se w16cid w16 w16cex w16sdtdh wp14">
   <w:footnote w:type="separator" w:id="-1">
@@ -405,12 +339,913 @@
 </w:footnotes>
 </file>
 
+<file path=word/header1.xml><?xml version="1.0" encoding="utf-8"?>
+<w:hdr xmlns:wpc="http://schemas.microsoft.com/office/word/2010/wordprocessingCanvas" xmlns:cx="http://schemas.microsoft.com/office/drawing/2014/chartex" xmlns:cx1="http://schemas.microsoft.com/office/drawing/2015/9/8/chartex" xmlns:cx2="http://schemas.microsoft.com/office/drawing/2015/10/21/chartex" xmlns:cx3="http://schemas.microsoft.com/office/drawing/2016/5/9/chartex" xmlns:cx4="http://schemas.microsoft.com/office/drawing/2016/5/10/chartex" xmlns:cx5="http://schemas.microsoft.com/office/drawing/2016/5/11/chartex" xmlns:cx6="http://schemas.microsoft.com/office/drawing/2016/5/12/chartex" xmlns:cx7="http://schemas.microsoft.com/office/drawing/2016/5/13/chartex" xmlns:cx8="http://schemas.microsoft.com/office/drawing/2016/5/14/chartex" xmlns:mc="http://schemas.openxmlformats.org/markup-compatibility/2006" xmlns:aink="http://schemas.microsoft.com/office/drawing/2016/ink" xmlns:am3d="http://schemas.microsoft.com/office/drawing/2017/model3d" xmlns:o="urn:schemas-microsoft-com:office:office" xmlns:r="http://schemas.openxmlformats.org/officeDocument/2006/relationships" xmlns:m="http://schemas.openxmlformats.org/officeDocument/2006/math" xmlns:v="urn:schemas-microsoft-com:vml" xmlns:wp14="http://schemas.microsoft.com/office/word/2010/wordprocessingDrawing" xmlns:wp="http://schemas.openxmlformats.org/drawingml/2006/wordprocessingDrawing" xmlns:w10="urn:schemas-microsoft-com:office:word" xmlns:w="http://schemas.openxmlformats.org/wordprocessingml/2006/main" xmlns:w14="http://schemas.microsoft.com/office/word/2010/wordml" xmlns:w15="http://schemas.microsoft.com/office/word/2012/wordml" xmlns:w16cex="http://schemas.microsoft.com/office/word/2018/wordml/cex" xmlns:w16cid="http://schemas.microsoft.com/office/word/2016/wordml/cid" xmlns:w16="http://schemas.microsoft.com/office/word/2018/wordml" xmlns:w16sdtdh="http://schemas.microsoft.com/office/word/2020/wordml/sdtdatahash" xmlns:w16se="http://schemas.microsoft.com/office/word/2015/wordml/symex" xmlns:wpg="http://schemas.microsoft.com/office/word/2010/wordprocessingGroup" xmlns:wpi="http://schemas.microsoft.com/office/word/2010/wordprocessingInk" xmlns:wne="http://schemas.microsoft.com/office/word/2006/wordml" xmlns:wps="http://schemas.microsoft.com/office/word/2010/wordprocessingShape" mc:Ignorable="w14 w15 w16se w16cid w16 w16cex w16sdtdh wp14">
+  <w:p>
+    <w:pPr>
+      <w:pStyle w:val="lfej"/>
+    </w:pPr>
+  </w:p>
+</w:hdr>
+</file>
+
+<file path=word/header2.xml><?xml version="1.0" encoding="utf-8"?>
+<w:hdr xmlns:wpc="http://schemas.microsoft.com/office/word/2010/wordprocessingCanvas" xmlns:cx="http://schemas.microsoft.com/office/drawing/2014/chartex" xmlns:cx1="http://schemas.microsoft.com/office/drawing/2015/9/8/chartex" xmlns:cx2="http://schemas.microsoft.com/office/drawing/2015/10/21/chartex" xmlns:cx3="http://schemas.microsoft.com/office/drawing/2016/5/9/chartex" xmlns:cx4="http://schemas.microsoft.com/office/drawing/2016/5/10/chartex" xmlns:cx5="http://schemas.microsoft.com/office/drawing/2016/5/11/chartex" xmlns:cx6="http://schemas.microsoft.com/office/drawing/2016/5/12/chartex" xmlns:cx7="http://schemas.microsoft.com/office/drawing/2016/5/13/chartex" xmlns:cx8="http://schemas.microsoft.com/office/drawing/2016/5/14/chartex" xmlns:mc="http://schemas.openxmlformats.org/markup-compatibility/2006" xmlns:aink="http://schemas.microsoft.com/office/drawing/2016/ink" xmlns:am3d="http://schemas.microsoft.com/office/drawing/2017/model3d" xmlns:o="urn:schemas-microsoft-com:office:office" xmlns:r="http://schemas.openxmlformats.org/officeDocument/2006/relationships" xmlns:m="http://schemas.openxmlformats.org/officeDocument/2006/math" xmlns:v="urn:schemas-microsoft-com:vml" xmlns:wp14="http://schemas.microsoft.com/office/word/2010/wordprocessingDrawing" xmlns:wp="http://schemas.openxmlformats.org/drawingml/2006/wordprocessingDrawing" xmlns:w10="urn:schemas-microsoft-com:office:word" xmlns:w="http://schemas.openxmlformats.org/wordprocessingml/2006/main" xmlns:w14="http://schemas.microsoft.com/office/word/2010/wordml" xmlns:w15="http://schemas.microsoft.com/office/word/2012/wordml" xmlns:w16cex="http://schemas.microsoft.com/office/word/2018/wordml/cex" xmlns:w16cid="http://schemas.microsoft.com/office/word/2016/wordml/cid" xmlns:w16="http://schemas.microsoft.com/office/word/2018/wordml" xmlns:w16sdtdh="http://schemas.microsoft.com/office/word/2020/wordml/sdtdatahash" xmlns:w16se="http://schemas.microsoft.com/office/word/2015/wordml/symex" xmlns:wpg="http://schemas.microsoft.com/office/word/2010/wordprocessingGroup" xmlns:wpi="http://schemas.microsoft.com/office/word/2010/wordprocessingInk" xmlns:wne="http://schemas.microsoft.com/office/word/2006/wordml" xmlns:wps="http://schemas.microsoft.com/office/word/2010/wordprocessingShape" mc:Ignorable="w14 w15 w16se w16cid w16 w16cex w16sdtdh wp14">
+  <w:p>
+    <w:pPr>
+      <w:pStyle w:val="lfej"/>
+    </w:pPr>
+  </w:p>
+</w:hdr>
+</file>
+
+<file path=word/header3.xml><?xml version="1.0" encoding="utf-8"?>
+<w:hdr xmlns:wpc="http://schemas.microsoft.com/office/word/2010/wordprocessingCanvas" xmlns:cx="http://schemas.microsoft.com/office/drawing/2014/chartex" xmlns:cx1="http://schemas.microsoft.com/office/drawing/2015/9/8/chartex" xmlns:cx2="http://schemas.microsoft.com/office/drawing/2015/10/21/chartex" xmlns:cx3="http://schemas.microsoft.com/office/drawing/2016/5/9/chartex" xmlns:cx4="http://schemas.microsoft.com/office/drawing/2016/5/10/chartex" xmlns:cx5="http://schemas.microsoft.com/office/drawing/2016/5/11/chartex" xmlns:cx6="http://schemas.microsoft.com/office/drawing/2016/5/12/chartex" xmlns:cx7="http://schemas.microsoft.com/office/drawing/2016/5/13/chartex" xmlns:cx8="http://schemas.microsoft.com/office/drawing/2016/5/14/chartex" xmlns:mc="http://schemas.openxmlformats.org/markup-compatibility/2006" xmlns:aink="http://schemas.microsoft.com/office/drawing/2016/ink" xmlns:am3d="http://schemas.microsoft.com/office/drawing/2017/model3d" xmlns:o="urn:schemas-microsoft-com:office:office" xmlns:r="http://schemas.openxmlformats.org/officeDocument/2006/relationships" xmlns:m="http://schemas.openxmlformats.org/officeDocument/2006/math" xmlns:v="urn:schemas-microsoft-com:vml" xmlns:wp14="http://schemas.microsoft.com/office/word/2010/wordprocessingDrawing" xmlns:wp="http://schemas.openxmlformats.org/drawingml/2006/wordprocessingDrawing" xmlns:w10="urn:schemas-microsoft-com:office:word" xmlns:w="http://schemas.openxmlformats.org/wordprocessingml/2006/main" xmlns:w14="http://schemas.microsoft.com/office/word/2010/wordml" xmlns:w15="http://schemas.microsoft.com/office/word/2012/wordml" xmlns:w16cex="http://schemas.microsoft.com/office/word/2018/wordml/cex" xmlns:w16cid="http://schemas.microsoft.com/office/word/2016/wordml/cid" xmlns:w16="http://schemas.microsoft.com/office/word/2018/wordml" xmlns:w16sdtdh="http://schemas.microsoft.com/office/word/2020/wordml/sdtdatahash" xmlns:w16se="http://schemas.microsoft.com/office/word/2015/wordml/symex" xmlns:wpg="http://schemas.microsoft.com/office/word/2010/wordprocessingGroup" xmlns:wpi="http://schemas.microsoft.com/office/word/2010/wordprocessingInk" xmlns:wne="http://schemas.microsoft.com/office/word/2006/wordml" xmlns:wps="http://schemas.microsoft.com/office/word/2010/wordprocessingShape" mc:Ignorable="w14 w15 w16se w16cid w16 w16cex w16sdtdh wp14">
+  <w:p>
+    <w:pPr>
+      <w:pStyle w:val="lfej"/>
+    </w:pPr>
+  </w:p>
+</w:hdr>
+</file>
+
+<file path=word/numbering.xml><?xml version="1.0" encoding="utf-8"?>
+<w:numbering xmlns:wpc="http://schemas.microsoft.com/office/word/2010/wordprocessingCanvas" xmlns:cx="http://schemas.microsoft.com/office/drawing/2014/chartex" xmlns:cx1="http://schemas.microsoft.com/office/drawing/2015/9/8/chartex" xmlns:cx2="http://schemas.microsoft.com/office/drawing/2015/10/21/chartex" xmlns:cx3="http://schemas.microsoft.com/office/drawing/2016/5/9/chartex" xmlns:cx4="http://schemas.microsoft.com/office/drawing/2016/5/10/chartex" xmlns:cx5="http://schemas.microsoft.com/office/drawing/2016/5/11/chartex" xmlns:cx6="http://schemas.microsoft.com/office/drawing/2016/5/12/chartex" xmlns:cx7="http://schemas.microsoft.com/office/drawing/2016/5/13/chartex" xmlns:cx8="http://schemas.microsoft.com/office/drawing/2016/5/14/chartex" xmlns:mc="http://schemas.openxmlformats.org/markup-compatibility/2006" xmlns:aink="http://schemas.microsoft.com/office/drawing/2016/ink" xmlns:am3d="http://schemas.microsoft.com/office/drawing/2017/model3d" xmlns:o="urn:schemas-microsoft-com:office:office" xmlns:r="http://schemas.openxmlformats.org/officeDocument/2006/relationships" xmlns:m="http://schemas.openxmlformats.org/officeDocument/2006/math" xmlns:v="urn:schemas-microsoft-com:vml" xmlns:wp14="http://schemas.microsoft.com/office/word/2010/wordprocessingDrawing" xmlns:wp="http://schemas.openxmlformats.org/drawingml/2006/wordprocessingDrawing" xmlns:w10="urn:schemas-microsoft-com:office:word" xmlns:w="http://schemas.openxmlformats.org/wordprocessingml/2006/main" xmlns:w14="http://schemas.microsoft.com/office/word/2010/wordml" xmlns:w15="http://schemas.microsoft.com/office/word/2012/wordml" xmlns:w16cex="http://schemas.microsoft.com/office/word/2018/wordml/cex" xmlns:w16cid="http://schemas.microsoft.com/office/word/2016/wordml/cid" xmlns:w16="http://schemas.microsoft.com/office/word/2018/wordml" xmlns:w16sdtdh="http://schemas.microsoft.com/office/word/2020/wordml/sdtdatahash" xmlns:w16se="http://schemas.microsoft.com/office/word/2015/wordml/symex" xmlns:wpg="http://schemas.microsoft.com/office/word/2010/wordprocessingGroup" xmlns:wpi="http://schemas.microsoft.com/office/word/2010/wordprocessingInk" xmlns:wne="http://schemas.microsoft.com/office/word/2006/wordml" xmlns:wps="http://schemas.microsoft.com/office/word/2010/wordprocessingShape" mc:Ignorable="w14 w15 w16se w16cid w16 w16cex w16sdtdh wp14">
+  <w:abstractNum w:abstractNumId="0" w15:restartNumberingAfterBreak="0">
+    <w:nsid w:val="FFFFFF7C"/>
+    <w:multiLevelType w:val="singleLevel"/>
+    <w:tmpl w:val="D304EFA6"/>
+    <w:lvl w:ilvl="0">
+      <w:start w:val="1"/>
+      <w:numFmt w:val="decimal"/>
+      <w:lvlText w:val="%1."/>
+      <w:lvlJc w:val="left"/>
+      <w:pPr>
+        <w:tabs>
+          <w:tab w:val="num" w:pos="1492"/>
+        </w:tabs>
+        <w:ind w:left="1492" w:hanging="360"/>
+      </w:pPr>
+    </w:lvl>
+  </w:abstractNum>
+  <w:abstractNum w:abstractNumId="1" w15:restartNumberingAfterBreak="0">
+    <w:nsid w:val="FFFFFF7D"/>
+    <w:multiLevelType w:val="singleLevel"/>
+    <w:tmpl w:val="260E42B0"/>
+    <w:lvl w:ilvl="0">
+      <w:start w:val="1"/>
+      <w:numFmt w:val="decimal"/>
+      <w:lvlText w:val="%1."/>
+      <w:lvlJc w:val="left"/>
+      <w:pPr>
+        <w:tabs>
+          <w:tab w:val="num" w:pos="1209"/>
+        </w:tabs>
+        <w:ind w:left="1209" w:hanging="360"/>
+      </w:pPr>
+    </w:lvl>
+  </w:abstractNum>
+  <w:abstractNum w:abstractNumId="2" w15:restartNumberingAfterBreak="0">
+    <w:nsid w:val="FFFFFF7E"/>
+    <w:multiLevelType w:val="singleLevel"/>
+    <w:tmpl w:val="349827E0"/>
+    <w:lvl w:ilvl="0">
+      <w:start w:val="1"/>
+      <w:numFmt w:val="decimal"/>
+      <w:lvlText w:val="%1."/>
+      <w:lvlJc w:val="left"/>
+      <w:pPr>
+        <w:tabs>
+          <w:tab w:val="num" w:pos="926"/>
+        </w:tabs>
+        <w:ind w:left="926" w:hanging="360"/>
+      </w:pPr>
+    </w:lvl>
+  </w:abstractNum>
+  <w:abstractNum w:abstractNumId="3" w15:restartNumberingAfterBreak="0">
+    <w:nsid w:val="FFFFFF7F"/>
+    <w:multiLevelType w:val="singleLevel"/>
+    <w:tmpl w:val="0F4C1822"/>
+    <w:lvl w:ilvl="0">
+      <w:start w:val="1"/>
+      <w:numFmt w:val="decimal"/>
+      <w:lvlText w:val="%1."/>
+      <w:lvlJc w:val="left"/>
+      <w:pPr>
+        <w:tabs>
+          <w:tab w:val="num" w:pos="643"/>
+        </w:tabs>
+        <w:ind w:left="643" w:hanging="360"/>
+      </w:pPr>
+    </w:lvl>
+  </w:abstractNum>
+  <w:abstractNum w:abstractNumId="4" w15:restartNumberingAfterBreak="0">
+    <w:nsid w:val="FFFFFF80"/>
+    <w:multiLevelType w:val="singleLevel"/>
+    <w:tmpl w:val="EAF674EE"/>
+    <w:lvl w:ilvl="0">
+      <w:start w:val="1"/>
+      <w:numFmt w:val="bullet"/>
+      <w:lvlText w:val=""/>
+      <w:lvlJc w:val="left"/>
+      <w:pPr>
+        <w:tabs>
+          <w:tab w:val="num" w:pos="1492"/>
+        </w:tabs>
+        <w:ind w:left="1492" w:hanging="360"/>
+      </w:pPr>
+      <w:rPr>
+        <w:rFonts w:ascii="Symbol" w:hAnsi="Symbol" w:hint="default"/>
+      </w:rPr>
+    </w:lvl>
+  </w:abstractNum>
+  <w:abstractNum w:abstractNumId="5" w15:restartNumberingAfterBreak="0">
+    <w:nsid w:val="FFFFFF81"/>
+    <w:multiLevelType w:val="singleLevel"/>
+    <w:tmpl w:val="7DB27398"/>
+    <w:lvl w:ilvl="0">
+      <w:start w:val="1"/>
+      <w:numFmt w:val="bullet"/>
+      <w:lvlText w:val=""/>
+      <w:lvlJc w:val="left"/>
+      <w:pPr>
+        <w:tabs>
+          <w:tab w:val="num" w:pos="1209"/>
+        </w:tabs>
+        <w:ind w:left="1209" w:hanging="360"/>
+      </w:pPr>
+      <w:rPr>
+        <w:rFonts w:ascii="Symbol" w:hAnsi="Symbol" w:hint="default"/>
+      </w:rPr>
+    </w:lvl>
+  </w:abstractNum>
+  <w:abstractNum w:abstractNumId="6" w15:restartNumberingAfterBreak="0">
+    <w:nsid w:val="FFFFFF82"/>
+    <w:multiLevelType w:val="singleLevel"/>
+    <w:tmpl w:val="2812A7A8"/>
+    <w:lvl w:ilvl="0">
+      <w:start w:val="1"/>
+      <w:numFmt w:val="bullet"/>
+      <w:lvlText w:val=""/>
+      <w:lvlJc w:val="left"/>
+      <w:pPr>
+        <w:tabs>
+          <w:tab w:val="num" w:pos="926"/>
+        </w:tabs>
+        <w:ind w:left="926" w:hanging="360"/>
+      </w:pPr>
+      <w:rPr>
+        <w:rFonts w:ascii="Symbol" w:hAnsi="Symbol" w:hint="default"/>
+      </w:rPr>
+    </w:lvl>
+  </w:abstractNum>
+  <w:abstractNum w:abstractNumId="7" w15:restartNumberingAfterBreak="0">
+    <w:nsid w:val="FFFFFF83"/>
+    <w:multiLevelType w:val="singleLevel"/>
+    <w:tmpl w:val="20FA6450"/>
+    <w:lvl w:ilvl="0">
+      <w:start w:val="1"/>
+      <w:numFmt w:val="bullet"/>
+      <w:lvlText w:val=""/>
+      <w:lvlJc w:val="left"/>
+      <w:pPr>
+        <w:tabs>
+          <w:tab w:val="num" w:pos="643"/>
+        </w:tabs>
+        <w:ind w:left="643" w:hanging="360"/>
+      </w:pPr>
+      <w:rPr>
+        <w:rFonts w:ascii="Symbol" w:hAnsi="Symbol" w:hint="default"/>
+      </w:rPr>
+    </w:lvl>
+  </w:abstractNum>
+  <w:abstractNum w:abstractNumId="8" w15:restartNumberingAfterBreak="0">
+    <w:nsid w:val="FFFFFF88"/>
+    <w:multiLevelType w:val="singleLevel"/>
+    <w:tmpl w:val="733AD940"/>
+    <w:lvl w:ilvl="0">
+      <w:start w:val="1"/>
+      <w:numFmt w:val="decimal"/>
+      <w:lvlText w:val="%1."/>
+      <w:lvlJc w:val="left"/>
+      <w:pPr>
+        <w:tabs>
+          <w:tab w:val="num" w:pos="360"/>
+        </w:tabs>
+        <w:ind w:left="360" w:hanging="360"/>
+      </w:pPr>
+    </w:lvl>
+  </w:abstractNum>
+  <w:abstractNum w:abstractNumId="9" w15:restartNumberingAfterBreak="0">
+    <w:nsid w:val="FFFFFF89"/>
+    <w:multiLevelType w:val="singleLevel"/>
+    <w:tmpl w:val="CB900716"/>
+    <w:lvl w:ilvl="0">
+      <w:start w:val="1"/>
+      <w:numFmt w:val="bullet"/>
+      <w:lvlText w:val=""/>
+      <w:lvlJc w:val="left"/>
+      <w:pPr>
+        <w:tabs>
+          <w:tab w:val="num" w:pos="360"/>
+        </w:tabs>
+        <w:ind w:left="360" w:hanging="360"/>
+      </w:pPr>
+      <w:rPr>
+        <w:rFonts w:ascii="Symbol" w:hAnsi="Symbol" w:hint="default"/>
+      </w:rPr>
+    </w:lvl>
+  </w:abstractNum>
+  <w:abstractNum w:abstractNumId="10" w15:restartNumberingAfterBreak="0">
+    <w:nsid w:val="06B618B1"/>
+    <w:multiLevelType w:val="multilevel"/>
+    <w:tmpl w:val="BF8604FC"/>
+    <w:lvl w:ilvl="0">
+      <w:start w:val="1"/>
+      <w:numFmt w:val="decimal"/>
+      <w:lvlText w:val="%1."/>
+      <w:lvlJc w:val="left"/>
+      <w:pPr>
+        <w:ind w:left="720" w:hanging="360"/>
+      </w:pPr>
+      <w:rPr>
+        <w:rFonts w:hint="default"/>
+      </w:rPr>
+    </w:lvl>
+    <w:lvl w:ilvl="1">
+      <w:start w:val="1"/>
+      <w:numFmt w:val="decimal"/>
+      <w:isLgl/>
+      <w:suff w:val="space"/>
+      <w:lvlText w:val="%1.%2."/>
+      <w:lvlJc w:val="left"/>
+      <w:pPr>
+        <w:ind w:left="502" w:hanging="360"/>
+      </w:pPr>
+      <w:rPr>
+        <w:rFonts w:hint="default"/>
+      </w:rPr>
+    </w:lvl>
+    <w:lvl w:ilvl="2">
+      <w:start w:val="1"/>
+      <w:numFmt w:val="decimal"/>
+      <w:isLgl/>
+      <w:lvlText w:val="%1.%2.%3."/>
+      <w:lvlJc w:val="left"/>
+      <w:pPr>
+        <w:ind w:left="1080" w:hanging="720"/>
+      </w:pPr>
+      <w:rPr>
+        <w:rFonts w:hint="default"/>
+      </w:rPr>
+    </w:lvl>
+    <w:lvl w:ilvl="3">
+      <w:start w:val="1"/>
+      <w:numFmt w:val="decimal"/>
+      <w:isLgl/>
+      <w:lvlText w:val="%1.%2.%3.%4."/>
+      <w:lvlJc w:val="left"/>
+      <w:pPr>
+        <w:ind w:left="1080" w:hanging="720"/>
+      </w:pPr>
+      <w:rPr>
+        <w:rFonts w:hint="default"/>
+      </w:rPr>
+    </w:lvl>
+    <w:lvl w:ilvl="4">
+      <w:start w:val="1"/>
+      <w:numFmt w:val="decimal"/>
+      <w:isLgl/>
+      <w:lvlText w:val="%1.%2.%3.%4.%5."/>
+      <w:lvlJc w:val="left"/>
+      <w:pPr>
+        <w:ind w:left="1440" w:hanging="1080"/>
+      </w:pPr>
+      <w:rPr>
+        <w:rFonts w:hint="default"/>
+      </w:rPr>
+    </w:lvl>
+    <w:lvl w:ilvl="5">
+      <w:start w:val="1"/>
+      <w:numFmt w:val="decimal"/>
+      <w:isLgl/>
+      <w:lvlText w:val="%1.%2.%3.%4.%5.%6."/>
+      <w:lvlJc w:val="left"/>
+      <w:pPr>
+        <w:ind w:left="1440" w:hanging="1080"/>
+      </w:pPr>
+      <w:rPr>
+        <w:rFonts w:hint="default"/>
+      </w:rPr>
+    </w:lvl>
+    <w:lvl w:ilvl="6">
+      <w:start w:val="1"/>
+      <w:numFmt w:val="decimal"/>
+      <w:isLgl/>
+      <w:lvlText w:val="%1.%2.%3.%4.%5.%6.%7."/>
+      <w:lvlJc w:val="left"/>
+      <w:pPr>
+        <w:ind w:left="1800" w:hanging="1440"/>
+      </w:pPr>
+      <w:rPr>
+        <w:rFonts w:hint="default"/>
+      </w:rPr>
+    </w:lvl>
+    <w:lvl w:ilvl="7">
+      <w:start w:val="1"/>
+      <w:numFmt w:val="decimal"/>
+      <w:isLgl/>
+      <w:lvlText w:val="%1.%2.%3.%4.%5.%6.%7.%8."/>
+      <w:lvlJc w:val="left"/>
+      <w:pPr>
+        <w:ind w:left="1800" w:hanging="1440"/>
+      </w:pPr>
+      <w:rPr>
+        <w:rFonts w:hint="default"/>
+      </w:rPr>
+    </w:lvl>
+    <w:lvl w:ilvl="8">
+      <w:start w:val="1"/>
+      <w:numFmt w:val="decimal"/>
+      <w:isLgl/>
+      <w:lvlText w:val="%1.%2.%3.%4.%5.%6.%7.%8.%9."/>
+      <w:lvlJc w:val="left"/>
+      <w:pPr>
+        <w:ind w:left="2160" w:hanging="1800"/>
+      </w:pPr>
+      <w:rPr>
+        <w:rFonts w:hint="default"/>
+      </w:rPr>
+    </w:lvl>
+  </w:abstractNum>
+  <w:abstractNum w:abstractNumId="11" w15:restartNumberingAfterBreak="0">
+    <w:nsid w:val="09553AEB"/>
+    <w:multiLevelType w:val="hybridMultilevel"/>
+    <w:tmpl w:val="B1129BEC"/>
+    <w:lvl w:ilvl="0" w:tplc="040E000F">
+      <w:start w:val="1"/>
+      <w:numFmt w:val="decimal"/>
+      <w:lvlText w:val="%1."/>
+      <w:lvlJc w:val="left"/>
+      <w:pPr>
+        <w:ind w:left="720" w:hanging="360"/>
+      </w:pPr>
+      <w:rPr>
+        <w:rFonts w:hint="default"/>
+      </w:rPr>
+    </w:lvl>
+    <w:lvl w:ilvl="1" w:tplc="040E0019" w:tentative="1">
+      <w:start w:val="1"/>
+      <w:numFmt w:val="lowerLetter"/>
+      <w:lvlText w:val="%2."/>
+      <w:lvlJc w:val="left"/>
+      <w:pPr>
+        <w:ind w:left="1440" w:hanging="360"/>
+      </w:pPr>
+    </w:lvl>
+    <w:lvl w:ilvl="2" w:tplc="040E001B" w:tentative="1">
+      <w:start w:val="1"/>
+      <w:numFmt w:val="lowerRoman"/>
+      <w:lvlText w:val="%3."/>
+      <w:lvlJc w:val="right"/>
+      <w:pPr>
+        <w:ind w:left="2160" w:hanging="180"/>
+      </w:pPr>
+    </w:lvl>
+    <w:lvl w:ilvl="3" w:tplc="040E000F" w:tentative="1">
+      <w:start w:val="1"/>
+      <w:numFmt w:val="decimal"/>
+      <w:lvlText w:val="%4."/>
+      <w:lvlJc w:val="left"/>
+      <w:pPr>
+        <w:ind w:left="2880" w:hanging="360"/>
+      </w:pPr>
+    </w:lvl>
+    <w:lvl w:ilvl="4" w:tplc="040E0019" w:tentative="1">
+      <w:start w:val="1"/>
+      <w:numFmt w:val="lowerLetter"/>
+      <w:lvlText w:val="%5."/>
+      <w:lvlJc w:val="left"/>
+      <w:pPr>
+        <w:ind w:left="3600" w:hanging="360"/>
+      </w:pPr>
+    </w:lvl>
+    <w:lvl w:ilvl="5" w:tplc="040E001B" w:tentative="1">
+      <w:start w:val="1"/>
+      <w:numFmt w:val="lowerRoman"/>
+      <w:lvlText w:val="%6."/>
+      <w:lvlJc w:val="right"/>
+      <w:pPr>
+        <w:ind w:left="4320" w:hanging="180"/>
+      </w:pPr>
+    </w:lvl>
+    <w:lvl w:ilvl="6" w:tplc="040E000F" w:tentative="1">
+      <w:start w:val="1"/>
+      <w:numFmt w:val="decimal"/>
+      <w:lvlText w:val="%7."/>
+      <w:lvlJc w:val="left"/>
+      <w:pPr>
+        <w:ind w:left="5040" w:hanging="360"/>
+      </w:pPr>
+    </w:lvl>
+    <w:lvl w:ilvl="7" w:tplc="040E0019" w:tentative="1">
+      <w:start w:val="1"/>
+      <w:numFmt w:val="lowerLetter"/>
+      <w:lvlText w:val="%8."/>
+      <w:lvlJc w:val="left"/>
+      <w:pPr>
+        <w:ind w:left="5760" w:hanging="360"/>
+      </w:pPr>
+    </w:lvl>
+    <w:lvl w:ilvl="8" w:tplc="040E001B" w:tentative="1">
+      <w:start w:val="1"/>
+      <w:numFmt w:val="lowerRoman"/>
+      <w:lvlText w:val="%9."/>
+      <w:lvlJc w:val="right"/>
+      <w:pPr>
+        <w:ind w:left="6480" w:hanging="180"/>
+      </w:pPr>
+    </w:lvl>
+  </w:abstractNum>
+  <w:abstractNum w:abstractNumId="12" w15:restartNumberingAfterBreak="0">
+    <w:nsid w:val="13DC149C"/>
+    <w:multiLevelType w:val="hybridMultilevel"/>
+    <w:tmpl w:val="E5325CA4"/>
+    <w:lvl w:ilvl="0" w:tplc="040E000F">
+      <w:start w:val="1"/>
+      <w:numFmt w:val="decimal"/>
+      <w:lvlText w:val="%1."/>
+      <w:lvlJc w:val="left"/>
+      <w:pPr>
+        <w:ind w:left="720" w:hanging="360"/>
+      </w:pPr>
+      <w:rPr>
+        <w:rFonts w:hint="default"/>
+      </w:rPr>
+    </w:lvl>
+    <w:lvl w:ilvl="1" w:tplc="040E0019" w:tentative="1">
+      <w:start w:val="1"/>
+      <w:numFmt w:val="lowerLetter"/>
+      <w:lvlText w:val="%2."/>
+      <w:lvlJc w:val="left"/>
+      <w:pPr>
+        <w:ind w:left="1440" w:hanging="360"/>
+      </w:pPr>
+    </w:lvl>
+    <w:lvl w:ilvl="2" w:tplc="040E001B" w:tentative="1">
+      <w:start w:val="1"/>
+      <w:numFmt w:val="lowerRoman"/>
+      <w:lvlText w:val="%3."/>
+      <w:lvlJc w:val="right"/>
+      <w:pPr>
+        <w:ind w:left="2160" w:hanging="180"/>
+      </w:pPr>
+    </w:lvl>
+    <w:lvl w:ilvl="3" w:tplc="040E000F" w:tentative="1">
+      <w:start w:val="1"/>
+      <w:numFmt w:val="decimal"/>
+      <w:lvlText w:val="%4."/>
+      <w:lvlJc w:val="left"/>
+      <w:pPr>
+        <w:ind w:left="2880" w:hanging="360"/>
+      </w:pPr>
+    </w:lvl>
+    <w:lvl w:ilvl="4" w:tplc="040E0019" w:tentative="1">
+      <w:start w:val="1"/>
+      <w:numFmt w:val="lowerLetter"/>
+      <w:lvlText w:val="%5."/>
+      <w:lvlJc w:val="left"/>
+      <w:pPr>
+        <w:ind w:left="3600" w:hanging="360"/>
+      </w:pPr>
+    </w:lvl>
+    <w:lvl w:ilvl="5" w:tplc="040E001B" w:tentative="1">
+      <w:start w:val="1"/>
+      <w:numFmt w:val="lowerRoman"/>
+      <w:lvlText w:val="%6."/>
+      <w:lvlJc w:val="right"/>
+      <w:pPr>
+        <w:ind w:left="4320" w:hanging="180"/>
+      </w:pPr>
+    </w:lvl>
+    <w:lvl w:ilvl="6" w:tplc="040E000F" w:tentative="1">
+      <w:start w:val="1"/>
+      <w:numFmt w:val="decimal"/>
+      <w:lvlText w:val="%7."/>
+      <w:lvlJc w:val="left"/>
+      <w:pPr>
+        <w:ind w:left="5040" w:hanging="360"/>
+      </w:pPr>
+    </w:lvl>
+    <w:lvl w:ilvl="7" w:tplc="040E0019" w:tentative="1">
+      <w:start w:val="1"/>
+      <w:numFmt w:val="lowerLetter"/>
+      <w:lvlText w:val="%8."/>
+      <w:lvlJc w:val="left"/>
+      <w:pPr>
+        <w:ind w:left="5760" w:hanging="360"/>
+      </w:pPr>
+    </w:lvl>
+    <w:lvl w:ilvl="8" w:tplc="040E001B" w:tentative="1">
+      <w:start w:val="1"/>
+      <w:numFmt w:val="lowerRoman"/>
+      <w:lvlText w:val="%9."/>
+      <w:lvlJc w:val="right"/>
+      <w:pPr>
+        <w:ind w:left="6480" w:hanging="180"/>
+      </w:pPr>
+    </w:lvl>
+  </w:abstractNum>
+  <w:abstractNum w:abstractNumId="13" w15:restartNumberingAfterBreak="0">
+    <w:nsid w:val="3CFE167A"/>
+    <w:multiLevelType w:val="multilevel"/>
+    <w:tmpl w:val="5AE22652"/>
+    <w:lvl w:ilvl="0">
+      <w:start w:val="1"/>
+      <w:numFmt w:val="decimal"/>
+      <w:suff w:val="space"/>
+      <w:lvlText w:val="%1."/>
+      <w:lvlJc w:val="left"/>
+      <w:pPr>
+        <w:ind w:left="360" w:hanging="360"/>
+      </w:pPr>
+      <w:rPr>
+        <w:rFonts w:hint="default"/>
+      </w:rPr>
+    </w:lvl>
+    <w:lvl w:ilvl="1">
+      <w:start w:val="1"/>
+      <w:numFmt w:val="decimal"/>
+      <w:isLgl/>
+      <w:suff w:val="space"/>
+      <w:lvlText w:val="%1.%2."/>
+      <w:lvlJc w:val="left"/>
+      <w:pPr>
+        <w:ind w:left="360" w:hanging="360"/>
+      </w:pPr>
+      <w:rPr>
+        <w:rFonts w:hint="default"/>
+      </w:rPr>
+    </w:lvl>
+    <w:lvl w:ilvl="2">
+      <w:start w:val="1"/>
+      <w:numFmt w:val="decimal"/>
+      <w:isLgl/>
+      <w:lvlText w:val="%1.%2.%3."/>
+      <w:lvlJc w:val="left"/>
+      <w:pPr>
+        <w:ind w:left="720" w:hanging="720"/>
+      </w:pPr>
+      <w:rPr>
+        <w:rFonts w:hint="default"/>
+      </w:rPr>
+    </w:lvl>
+    <w:lvl w:ilvl="3">
+      <w:start w:val="1"/>
+      <w:numFmt w:val="decimal"/>
+      <w:isLgl/>
+      <w:lvlText w:val="%1.%2.%3.%4."/>
+      <w:lvlJc w:val="left"/>
+      <w:pPr>
+        <w:ind w:left="720" w:hanging="720"/>
+      </w:pPr>
+      <w:rPr>
+        <w:rFonts w:hint="default"/>
+      </w:rPr>
+    </w:lvl>
+    <w:lvl w:ilvl="4">
+      <w:start w:val="1"/>
+      <w:numFmt w:val="decimal"/>
+      <w:isLgl/>
+      <w:lvlText w:val="%1.%2.%3.%4.%5."/>
+      <w:lvlJc w:val="left"/>
+      <w:pPr>
+        <w:ind w:left="1080" w:hanging="1080"/>
+      </w:pPr>
+      <w:rPr>
+        <w:rFonts w:hint="default"/>
+      </w:rPr>
+    </w:lvl>
+    <w:lvl w:ilvl="5">
+      <w:start w:val="1"/>
+      <w:numFmt w:val="decimal"/>
+      <w:isLgl/>
+      <w:lvlText w:val="%1.%2.%3.%4.%5.%6."/>
+      <w:lvlJc w:val="left"/>
+      <w:pPr>
+        <w:ind w:left="1080" w:hanging="1080"/>
+      </w:pPr>
+      <w:rPr>
+        <w:rFonts w:hint="default"/>
+      </w:rPr>
+    </w:lvl>
+    <w:lvl w:ilvl="6">
+      <w:start w:val="1"/>
+      <w:numFmt w:val="decimal"/>
+      <w:isLgl/>
+      <w:lvlText w:val="%1.%2.%3.%4.%5.%6.%7."/>
+      <w:lvlJc w:val="left"/>
+      <w:pPr>
+        <w:ind w:left="1440" w:hanging="1440"/>
+      </w:pPr>
+      <w:rPr>
+        <w:rFonts w:hint="default"/>
+      </w:rPr>
+    </w:lvl>
+    <w:lvl w:ilvl="7">
+      <w:start w:val="1"/>
+      <w:numFmt w:val="decimal"/>
+      <w:isLgl/>
+      <w:lvlText w:val="%1.%2.%3.%4.%5.%6.%7.%8."/>
+      <w:lvlJc w:val="left"/>
+      <w:pPr>
+        <w:ind w:left="1440" w:hanging="1440"/>
+      </w:pPr>
+      <w:rPr>
+        <w:rFonts w:hint="default"/>
+      </w:rPr>
+    </w:lvl>
+    <w:lvl w:ilvl="8">
+      <w:start w:val="1"/>
+      <w:numFmt w:val="decimal"/>
+      <w:isLgl/>
+      <w:lvlText w:val="%1.%2.%3.%4.%5.%6.%7.%8.%9."/>
+      <w:lvlJc w:val="left"/>
+      <w:pPr>
+        <w:ind w:left="1800" w:hanging="1800"/>
+      </w:pPr>
+      <w:rPr>
+        <w:rFonts w:hint="default"/>
+      </w:rPr>
+    </w:lvl>
+  </w:abstractNum>
+  <w:abstractNum w:abstractNumId="14" w15:restartNumberingAfterBreak="0">
+    <w:nsid w:val="4A2C3125"/>
+    <w:multiLevelType w:val="hybridMultilevel"/>
+    <w:tmpl w:val="78886DC6"/>
+    <w:lvl w:ilvl="0" w:tplc="51D4994C">
+      <w:start w:val="1"/>
+      <w:numFmt w:val="decimal"/>
+      <w:lvlText w:val="%1."/>
+      <w:lvlJc w:val="left"/>
+      <w:pPr>
+        <w:ind w:left="1080" w:hanging="360"/>
+      </w:pPr>
+      <w:rPr>
+        <w:rFonts w:hint="default"/>
+      </w:rPr>
+    </w:lvl>
+    <w:lvl w:ilvl="1" w:tplc="040E0019" w:tentative="1">
+      <w:start w:val="1"/>
+      <w:numFmt w:val="lowerLetter"/>
+      <w:lvlText w:val="%2."/>
+      <w:lvlJc w:val="left"/>
+      <w:pPr>
+        <w:ind w:left="1800" w:hanging="360"/>
+      </w:pPr>
+    </w:lvl>
+    <w:lvl w:ilvl="2" w:tplc="040E001B" w:tentative="1">
+      <w:start w:val="1"/>
+      <w:numFmt w:val="lowerRoman"/>
+      <w:lvlText w:val="%3."/>
+      <w:lvlJc w:val="right"/>
+      <w:pPr>
+        <w:ind w:left="2520" w:hanging="180"/>
+      </w:pPr>
+    </w:lvl>
+    <w:lvl w:ilvl="3" w:tplc="040E000F" w:tentative="1">
+      <w:start w:val="1"/>
+      <w:numFmt w:val="decimal"/>
+      <w:lvlText w:val="%4."/>
+      <w:lvlJc w:val="left"/>
+      <w:pPr>
+        <w:ind w:left="3240" w:hanging="360"/>
+      </w:pPr>
+    </w:lvl>
+    <w:lvl w:ilvl="4" w:tplc="040E0019" w:tentative="1">
+      <w:start w:val="1"/>
+      <w:numFmt w:val="lowerLetter"/>
+      <w:lvlText w:val="%5."/>
+      <w:lvlJc w:val="left"/>
+      <w:pPr>
+        <w:ind w:left="3960" w:hanging="360"/>
+      </w:pPr>
+    </w:lvl>
+    <w:lvl w:ilvl="5" w:tplc="040E001B" w:tentative="1">
+      <w:start w:val="1"/>
+      <w:numFmt w:val="lowerRoman"/>
+      <w:lvlText w:val="%6."/>
+      <w:lvlJc w:val="right"/>
+      <w:pPr>
+        <w:ind w:left="4680" w:hanging="180"/>
+      </w:pPr>
+    </w:lvl>
+    <w:lvl w:ilvl="6" w:tplc="040E000F" w:tentative="1">
+      <w:start w:val="1"/>
+      <w:numFmt w:val="decimal"/>
+      <w:lvlText w:val="%7."/>
+      <w:lvlJc w:val="left"/>
+      <w:pPr>
+        <w:ind w:left="5400" w:hanging="360"/>
+      </w:pPr>
+    </w:lvl>
+    <w:lvl w:ilvl="7" w:tplc="040E0019" w:tentative="1">
+      <w:start w:val="1"/>
+      <w:numFmt w:val="lowerLetter"/>
+      <w:lvlText w:val="%8."/>
+      <w:lvlJc w:val="left"/>
+      <w:pPr>
+        <w:ind w:left="6120" w:hanging="360"/>
+      </w:pPr>
+    </w:lvl>
+    <w:lvl w:ilvl="8" w:tplc="040E001B" w:tentative="1">
+      <w:start w:val="1"/>
+      <w:numFmt w:val="lowerRoman"/>
+      <w:lvlText w:val="%9."/>
+      <w:lvlJc w:val="right"/>
+      <w:pPr>
+        <w:ind w:left="6840" w:hanging="180"/>
+      </w:pPr>
+    </w:lvl>
+  </w:abstractNum>
+  <w:abstractNum w:abstractNumId="15" w15:restartNumberingAfterBreak="0">
+    <w:nsid w:val="5BB90120"/>
+    <w:multiLevelType w:val="multilevel"/>
+    <w:tmpl w:val="A7D4E808"/>
+    <w:lvl w:ilvl="0">
+      <w:start w:val="1"/>
+      <w:numFmt w:val="decimal"/>
+      <w:lvlText w:val="%1."/>
+      <w:lvlJc w:val="left"/>
+      <w:pPr>
+        <w:ind w:left="720" w:hanging="360"/>
+      </w:pPr>
+      <w:rPr>
+        <w:rFonts w:hint="default"/>
+      </w:rPr>
+    </w:lvl>
+    <w:lvl w:ilvl="1">
+      <w:start w:val="1"/>
+      <w:numFmt w:val="decimal"/>
+      <w:isLgl/>
+      <w:lvlText w:val="%1.%2."/>
+      <w:lvlJc w:val="left"/>
+      <w:pPr>
+        <w:ind w:left="720" w:hanging="360"/>
+      </w:pPr>
+      <w:rPr>
+        <w:rFonts w:hint="default"/>
+      </w:rPr>
+    </w:lvl>
+    <w:lvl w:ilvl="2">
+      <w:start w:val="1"/>
+      <w:numFmt w:val="decimal"/>
+      <w:isLgl/>
+      <w:lvlText w:val="%1.%2.%3."/>
+      <w:lvlJc w:val="left"/>
+      <w:pPr>
+        <w:ind w:left="1080" w:hanging="720"/>
+      </w:pPr>
+      <w:rPr>
+        <w:rFonts w:hint="default"/>
+      </w:rPr>
+    </w:lvl>
+    <w:lvl w:ilvl="3">
+      <w:start w:val="1"/>
+      <w:numFmt w:val="decimal"/>
+      <w:isLgl/>
+      <w:lvlText w:val="%1.%2.%3.%4."/>
+      <w:lvlJc w:val="left"/>
+      <w:pPr>
+        <w:ind w:left="1080" w:hanging="720"/>
+      </w:pPr>
+      <w:rPr>
+        <w:rFonts w:hint="default"/>
+      </w:rPr>
+    </w:lvl>
+    <w:lvl w:ilvl="4">
+      <w:start w:val="1"/>
+      <w:numFmt w:val="decimal"/>
+      <w:isLgl/>
+      <w:lvlText w:val="%1.%2.%3.%4.%5."/>
+      <w:lvlJc w:val="left"/>
+      <w:pPr>
+        <w:ind w:left="1440" w:hanging="1080"/>
+      </w:pPr>
+      <w:rPr>
+        <w:rFonts w:hint="default"/>
+      </w:rPr>
+    </w:lvl>
+    <w:lvl w:ilvl="5">
+      <w:start w:val="1"/>
+      <w:numFmt w:val="decimal"/>
+      <w:isLgl/>
+      <w:lvlText w:val="%1.%2.%3.%4.%5.%6."/>
+      <w:lvlJc w:val="left"/>
+      <w:pPr>
+        <w:ind w:left="1440" w:hanging="1080"/>
+      </w:pPr>
+      <w:rPr>
+        <w:rFonts w:hint="default"/>
+      </w:rPr>
+    </w:lvl>
+    <w:lvl w:ilvl="6">
+      <w:start w:val="1"/>
+      <w:numFmt w:val="decimal"/>
+      <w:isLgl/>
+      <w:lvlText w:val="%1.%2.%3.%4.%5.%6.%7."/>
+      <w:lvlJc w:val="left"/>
+      <w:pPr>
+        <w:ind w:left="1800" w:hanging="1440"/>
+      </w:pPr>
+      <w:rPr>
+        <w:rFonts w:hint="default"/>
+      </w:rPr>
+    </w:lvl>
+    <w:lvl w:ilvl="7">
+      <w:start w:val="1"/>
+      <w:numFmt w:val="decimal"/>
+      <w:isLgl/>
+      <w:lvlText w:val="%1.%2.%3.%4.%5.%6.%7.%8."/>
+      <w:lvlJc w:val="left"/>
+      <w:pPr>
+        <w:ind w:left="1800" w:hanging="1440"/>
+      </w:pPr>
+      <w:rPr>
+        <w:rFonts w:hint="default"/>
+      </w:rPr>
+    </w:lvl>
+    <w:lvl w:ilvl="8">
+      <w:start w:val="1"/>
+      <w:numFmt w:val="decimal"/>
+      <w:isLgl/>
+      <w:lvlText w:val="%1.%2.%3.%4.%5.%6.%7.%8.%9."/>
+      <w:lvlJc w:val="left"/>
+      <w:pPr>
+        <w:ind w:left="2160" w:hanging="1800"/>
+      </w:pPr>
+      <w:rPr>
+        <w:rFonts w:hint="default"/>
+      </w:rPr>
+    </w:lvl>
+  </w:abstractNum>
+  <w:num w:numId="1">
+    <w:abstractNumId w:val="11"/>
+  </w:num>
+  <w:num w:numId="2">
+    <w:abstractNumId w:val="14"/>
+  </w:num>
+  <w:num w:numId="3">
+    <w:abstractNumId w:val="12"/>
+  </w:num>
+  <w:num w:numId="4">
+    <w:abstractNumId w:val="15"/>
+  </w:num>
+  <w:num w:numId="5">
+    <w:abstractNumId w:val="9"/>
+  </w:num>
+  <w:num w:numId="6">
+    <w:abstractNumId w:val="7"/>
+  </w:num>
+  <w:num w:numId="7">
+    <w:abstractNumId w:val="6"/>
+  </w:num>
+  <w:num w:numId="8">
+    <w:abstractNumId w:val="5"/>
+  </w:num>
+  <w:num w:numId="9">
+    <w:abstractNumId w:val="4"/>
+  </w:num>
+  <w:num w:numId="10">
+    <w:abstractNumId w:val="8"/>
+  </w:num>
+  <w:num w:numId="11">
+    <w:abstractNumId w:val="3"/>
+  </w:num>
+  <w:num w:numId="12">
+    <w:abstractNumId w:val="2"/>
+  </w:num>
+  <w:num w:numId="13">
+    <w:abstractNumId w:val="1"/>
+  </w:num>
+  <w:num w:numId="14">
+    <w:abstractNumId w:val="0"/>
+  </w:num>
+  <w:num w:numId="15">
+    <w:abstractNumId w:val="13"/>
+  </w:num>
+  <w:num w:numId="16">
+    <w:abstractNumId w:val="10"/>
+  </w:num>
+</w:numbering>
+</file>
+
 <file path=word/styles.xml><?xml version="1.0" encoding="utf-8"?>
 <w:styles xmlns:mc="http://schemas.openxmlformats.org/markup-compatibility/2006" xmlns:r="http://schemas.openxmlformats.org/officeDocument/2006/relationships" xmlns:w="http://schemas.openxmlformats.org/wordprocessingml/2006/main" xmlns:w14="http://schemas.microsoft.com/office/word/2010/wordml" xmlns:w15="http://schemas.microsoft.com/office/word/2012/wordml" xmlns:w16cex="http://schemas.microsoft.com/office/word/2018/wordml/cex" xmlns:w16cid="http://schemas.microsoft.com/office/word/2016/wordml/cid" xmlns:w16="http://schemas.microsoft.com/office/word/2018/wordml" xmlns:w16sdtdh="http://schemas.microsoft.com/office/word/2020/wordml/sdtdatahash" xmlns:w16se="http://schemas.microsoft.com/office/word/2015/wordml/symex" mc:Ignorable="w14 w15 w16se w16cid w16 w16cex w16sdtdh">
   <w:docDefaults>
     <w:rPrDefault>
       <w:rPr>
-        <w:rFonts w:asciiTheme="minorHAnsi" w:eastAsiaTheme="minorEastAsia" w:hAnsiTheme="minorHAnsi" w:cstheme="minorBidi"/>
+        <w:rFonts w:asciiTheme="minorHAnsi" w:eastAsiaTheme="minorEastAsia" w:hAnsiTheme="minorHAnsi" w:cstheme="minorHAnsi"/>
         <w:sz w:val="24"/>
         <w:szCs w:val="24"/>
         <w:lang w:val="en-US" w:eastAsia="ja-JP" w:bidi="ar-SA"/>
@@ -803,13 +1638,10 @@
   <w:style w:type="paragraph" w:default="1" w:styleId="Norml">
     <w:name w:val="Normal"/>
     <w:qFormat/>
-    <w:rsid w:val="001F3549"/>
+    <w:rsid w:val="001C0400"/>
     <w:pPr>
       <w:spacing w:before="160" w:after="80" w:line="240" w:lineRule="auto"/>
     </w:pPr>
-    <w:rPr>
-      <w:sz w:val="22"/>
-    </w:rPr>
   </w:style>
   <w:style w:type="paragraph" w:styleId="Cmsor1">
     <w:name w:val="heading 1"/>
@@ -1486,6 +2318,18 @@
       <w:sz w:val="4"/>
       <w:szCs w:val="4"/>
     </w:rPr>
+  </w:style>
+  <w:style w:type="paragraph" w:styleId="Listaszerbekezds">
+    <w:name w:val="List Paragraph"/>
+    <w:basedOn w:val="Norml"/>
+    <w:uiPriority w:val="34"/>
+    <w:semiHidden/>
+    <w:qFormat/>
+    <w:rsid w:val="00C113DE"/>
+    <w:pPr>
+      <w:ind w:left="720"/>
+      <w:contextualSpacing/>
+    </w:pPr>
   </w:style>
 </w:styles>
 </file>
@@ -1692,6 +2536,35 @@
 </file>
 
 <file path=customXml/item1.xml><?xml version="1.0" encoding="utf-8"?>
+<p:properties xmlns:p="http://schemas.microsoft.com/office/2006/metadata/properties" xmlns:xsi="http://www.w3.org/2001/XMLSchema-instance" xmlns:pc="http://schemas.microsoft.com/office/infopath/2007/PartnerControls">
+  <documentManagement>
+    <Background xmlns="71af3243-3dd4-4a8d-8c0d-dd76da1f02a5">false</Background>
+    <Status xmlns="71af3243-3dd4-4a8d-8c0d-dd76da1f02a5">Not started</Status>
+    <_ip_UnifiedCompliancePolicyUIAction xmlns="http://schemas.microsoft.com/sharepoint/v3" xsi:nil="true"/>
+    <Image xmlns="71af3243-3dd4-4a8d-8c0d-dd76da1f02a5">
+      <Url xsi:nil="true"/>
+      <Description xsi:nil="true"/>
+    </Image>
+    <_ip_UnifiedCompliancePolicyProperties xmlns="http://schemas.microsoft.com/sharepoint/v3" xsi:nil="true"/>
+    <ImageTagsTaxHTField xmlns="71af3243-3dd4-4a8d-8c0d-dd76da1f02a5">
+      <Terms xmlns="http://schemas.microsoft.com/office/infopath/2007/PartnerControls"/>
+    </ImageTagsTaxHTField>
+    <TaxCatchAll xmlns="230e9df3-be65-4c73-a93b-d1236ebd677e" xsi:nil="true"/>
+    <MediaServiceKeyPoints xmlns="71af3243-3dd4-4a8d-8c0d-dd76da1f02a5" xsi:nil="true"/>
+  </documentManagement>
+</p:properties>
+</file>
+
+<file path=customXml/item2.xml><?xml version="1.0" encoding="utf-8"?>
+<?mso-contentType ?>
+<FormTemplates xmlns="http://schemas.microsoft.com/sharepoint/v3/contenttype/forms">
+  <Display>DocumentLibraryForm</Display>
+  <Edit>DocumentLibraryForm</Edit>
+  <New>DocumentLibraryForm</New>
+</FormTemplates>
+</file>
+
+<file path=customXml/item3.xml><?xml version="1.0" encoding="utf-8"?>
 <ct:contentTypeSchema xmlns:ct="http://schemas.microsoft.com/office/2006/metadata/contentType" xmlns:ma="http://schemas.microsoft.com/office/2006/metadata/properties/metaAttributes" ct:_="" ma:_="" ma:contentTypeName="Document" ma:contentTypeID="0x01010079F111ED35F8CC479449609E8A0923A6" ma:contentTypeVersion="30" ma:contentTypeDescription="Create a new document." ma:contentTypeScope="" ma:versionID="cec0622158e8f13124e9e8fd4de31bd1">
   <xsd:schema xmlns:xsd="http://www.w3.org/2001/XMLSchema" xmlns:xs="http://www.w3.org/2001/XMLSchema" xmlns:p="http://schemas.microsoft.com/office/2006/metadata/properties" xmlns:ns1="http://schemas.microsoft.com/sharepoint/v3" xmlns:ns2="71af3243-3dd4-4a8d-8c0d-dd76da1f02a5" xmlns:ns3="16c05727-aa75-4e4a-9b5f-8a80a1165891" xmlns:ns4="230e9df3-be65-4c73-a93b-d1236ebd677e" targetNamespace="http://schemas.microsoft.com/office/2006/metadata/properties" ma:root="true" ma:fieldsID="3b52f30ab005d15df08657af532e6e38" ns1:_="" ns2:_="" ns3:_="" ns4:_="">
     <xsd:import namespace="http://schemas.microsoft.com/sharepoint/v3"/>
@@ -2009,36 +2882,31 @@
 </ct:contentTypeSchema>
 </file>
 
-<file path=customXml/item2.xml><?xml version="1.0" encoding="utf-8"?>
-<?mso-contentType ?>
-<FormTemplates xmlns="http://schemas.microsoft.com/sharepoint/v3/contenttype/forms">
-  <Display>DocumentLibraryForm</Display>
-  <Edit>DocumentLibraryForm</Edit>
-  <New>DocumentLibraryForm</New>
-</FormTemplates>
-</file>
-
-<file path=customXml/item3.xml><?xml version="1.0" encoding="utf-8"?>
-<p:properties xmlns:p="http://schemas.microsoft.com/office/2006/metadata/properties" xmlns:xsi="http://www.w3.org/2001/XMLSchema-instance" xmlns:pc="http://schemas.microsoft.com/office/infopath/2007/PartnerControls">
-  <documentManagement>
-    <Background xmlns="71af3243-3dd4-4a8d-8c0d-dd76da1f02a5">false</Background>
-    <Status xmlns="71af3243-3dd4-4a8d-8c0d-dd76da1f02a5">Not started</Status>
-    <_ip_UnifiedCompliancePolicyUIAction xmlns="http://schemas.microsoft.com/sharepoint/v3" xsi:nil="true"/>
-    <Image xmlns="71af3243-3dd4-4a8d-8c0d-dd76da1f02a5">
-      <Url xsi:nil="true"/>
-      <Description xsi:nil="true"/>
-    </Image>
-    <_ip_UnifiedCompliancePolicyProperties xmlns="http://schemas.microsoft.com/sharepoint/v3" xsi:nil="true"/>
-    <ImageTagsTaxHTField xmlns="71af3243-3dd4-4a8d-8c0d-dd76da1f02a5">
-      <Terms xmlns="http://schemas.microsoft.com/office/infopath/2007/PartnerControls"/>
-    </ImageTagsTaxHTField>
-    <TaxCatchAll xmlns="230e9df3-be65-4c73-a93b-d1236ebd677e" xsi:nil="true"/>
-    <MediaServiceKeyPoints xmlns="71af3243-3dd4-4a8d-8c0d-dd76da1f02a5" xsi:nil="true"/>
-  </documentManagement>
-</p:properties>
+<file path=customXml/item4.xml><?xml version="1.0" encoding="utf-8"?>
+<b:Sources xmlns:b="http://schemas.openxmlformats.org/officeDocument/2006/bibliography" xmlns="http://schemas.openxmlformats.org/officeDocument/2006/bibliography" SelectedStyle="" StyleName="" Version="0"/>
 </file>
 
 <file path=customXml/itemProps1.xml><?xml version="1.0" encoding="utf-8"?>
+<ds:datastoreItem xmlns:ds="http://schemas.openxmlformats.org/officeDocument/2006/customXml" ds:itemID="{C2D76B08-176C-4BDB-90D6-0C430F180BB8}">
+  <ds:schemaRefs>
+    <ds:schemaRef ds:uri="http://schemas.microsoft.com/office/2006/metadata/properties"/>
+    <ds:schemaRef ds:uri="http://schemas.microsoft.com/office/infopath/2007/PartnerControls"/>
+    <ds:schemaRef ds:uri="71af3243-3dd4-4a8d-8c0d-dd76da1f02a5"/>
+    <ds:schemaRef ds:uri="http://schemas.microsoft.com/sharepoint/v3"/>
+    <ds:schemaRef ds:uri="230e9df3-be65-4c73-a93b-d1236ebd677e"/>
+  </ds:schemaRefs>
+</ds:datastoreItem>
+</file>
+
+<file path=customXml/itemProps2.xml><?xml version="1.0" encoding="utf-8"?>
+<ds:datastoreItem xmlns:ds="http://schemas.openxmlformats.org/officeDocument/2006/customXml" ds:itemID="{324330ED-517D-44B3-A43E-15DF31B51B6D}">
+  <ds:schemaRefs>
+    <ds:schemaRef ds:uri="http://schemas.microsoft.com/sharepoint/v3/contenttype/forms"/>
+  </ds:schemaRefs>
+</ds:datastoreItem>
+</file>
+
+<file path=customXml/itemProps3.xml><?xml version="1.0" encoding="utf-8"?>
 <ds:datastoreItem xmlns:ds="http://schemas.openxmlformats.org/officeDocument/2006/customXml" ds:itemID="{AD679BCE-5B80-4980-993B-17387E3C7BC0}">
   <ds:schemaRefs>
     <ds:schemaRef ds:uri="http://schemas.microsoft.com/office/2006/metadata/contentType"/>
@@ -2059,22 +2927,10 @@
 </ds:datastoreItem>
 </file>
 
-<file path=customXml/itemProps2.xml><?xml version="1.0" encoding="utf-8"?>
-<ds:datastoreItem xmlns:ds="http://schemas.openxmlformats.org/officeDocument/2006/customXml" ds:itemID="{324330ED-517D-44B3-A43E-15DF31B51B6D}">
+<file path=customXml/itemProps4.xml><?xml version="1.0" encoding="utf-8"?>
+<ds:datastoreItem xmlns:ds="http://schemas.openxmlformats.org/officeDocument/2006/customXml" ds:itemID="{7D0B0DAC-D096-4318-BD00-9DF49D46BF64}">
   <ds:schemaRefs>
-    <ds:schemaRef ds:uri="http://schemas.microsoft.com/sharepoint/v3/contenttype/forms"/>
-  </ds:schemaRefs>
-</ds:datastoreItem>
-</file>
-
-<file path=customXml/itemProps3.xml><?xml version="1.0" encoding="utf-8"?>
-<ds:datastoreItem xmlns:ds="http://schemas.openxmlformats.org/officeDocument/2006/customXml" ds:itemID="{C2D76B08-176C-4BDB-90D6-0C430F180BB8}">
-  <ds:schemaRefs>
-    <ds:schemaRef ds:uri="http://schemas.microsoft.com/office/2006/metadata/properties"/>
-    <ds:schemaRef ds:uri="http://schemas.microsoft.com/office/infopath/2007/PartnerControls"/>
-    <ds:schemaRef ds:uri="71af3243-3dd4-4a8d-8c0d-dd76da1f02a5"/>
-    <ds:schemaRef ds:uri="http://schemas.microsoft.com/sharepoint/v3"/>
-    <ds:schemaRef ds:uri="230e9df3-be65-4c73-a93b-d1236ebd677e"/>
+    <ds:schemaRef ds:uri="http://schemas.openxmlformats.org/officeDocument/2006/bibliography"/>
   </ds:schemaRefs>
 </ds:datastoreItem>
 </file>
